--- a/Cover_Letters/Shinoy_The_Ai_Training_Company_QA_Engineer_Cover_Letter.docx
+++ b/Cover_Letters/Shinoy_The_Ai_Training_Company_QA_Engineer_Cover_Letter.docx
@@ -14,7 +14,7 @@
     </w:p>
     <w:p>
       <w:r>
-        <w:t>October 11, 2026</w:t>
+        <w:t>October 16, 2026</w:t>
       </w:r>
     </w:p>
     <w:p>
@@ -35,7 +35,7 @@
     </w:p>
     <w:p>
       <w:r>
-        <w:t>In my recent roles with global financial and banking clients, I have spent years reviewing outputs against strict rubrics, identifying subtle errors, and providing clear, actionable feedback to cross-functional teams. I am comfortable following detailed guidelines, tracking quality trends, and evaluating whether completed work fully satisfies task requirements. My experience also includes using AI tools like Gemini Code Assist to streamline review workflows and test generation, which fits well with evaluating AI-generated content and model outputs.</w:t>
+        <w:t>In my recent role at Tata Consultancy Services, I focused heavily on evaluating work outputs, checking data consistency, and maintaining strict quality standards across distributed systems. I am very comfortable working with detailed rubrics and structured guidelines to spot subtle errors that others might miss. Additionally, my experience using Gemini Code Assist to streamline test generation gives me a strong foundation for evaluating AI-generated content and model outputs.</w:t>
       </w:r>
     </w:p>
     <w:p>
